--- a/DTIPELI.261/Kylla-Ei/tietoturva-tietoturha.docx
+++ b/DTIPELI.261/Kylla-Ei/tietoturva-tietoturha.docx
@@ -227,6 +227,76 @@
       <w:pPr>
         <w:pStyle w:val="BodyText"/>
         <w:widowControl/>
+        <w:pBdr/>
+        <w:bidi w:val="0"/>
+        <w:spacing w:lineRule="auto" w:line="360" w:before="150" w:after="140"/>
+        <w:ind w:hanging="0" w:start="0" w:end="0"/>
+        <w:jc w:val="start"/>
+        <w:rPr>
+          <w:rFonts w:ascii="Open Sans;Helvetica;Arial;sans-serif" w:hAnsi="Open Sans;Helvetica;Arial;sans-serif"/>
+          <w:b w:val="false"/>
+          <w:i w:val="false"/>
+          <w:caps w:val="false"/>
+          <w:smallCaps w:val="false"/>
+          <w:spacing w:val="0"/>
+        </w:rPr>
+      </w:pPr>
+      <w:r>
+        <w:rPr>
+          <w:rFonts w:ascii="Open Sans;Helvetica;Arial;sans-serif" w:hAnsi="Open Sans;Helvetica;Arial;sans-serif"/>
+          <w:b w:val="false"/>
+          <w:i w:val="false"/>
+          <w:caps w:val="false"/>
+          <w:smallCaps w:val="false"/>
+          <w:spacing w:val="0"/>
+        </w:rPr>
+        <w:t xml:space="preserve">- </w:t>
+      </w:r>
+      <w:r>
+        <w:rPr>
+          <w:rFonts w:ascii="Open Sans;Helvetica;Arial;sans-serif" w:hAnsi="Open Sans;Helvetica;Arial;sans-serif"/>
+          <w:b w:val="false"/>
+          <w:i w:val="false"/>
+          <w:caps w:val="false"/>
+          <w:smallCaps w:val="false"/>
+          <w:spacing w:val="0"/>
+        </w:rPr>
+        <w:t>Silmä ei näe mitään mutta selain lähettää dns kautta pyynnön palvelimelle joka näyttää sivun</w:t>
+      </w:r>
+    </w:p>
+    <w:p>
+      <w:pPr>
+        <w:pStyle w:val="BodyText"/>
+        <w:widowControl/>
+        <w:pBdr/>
+        <w:bidi w:val="0"/>
+        <w:spacing w:lineRule="auto" w:line="360" w:before="150" w:after="140"/>
+        <w:ind w:hanging="0" w:start="0" w:end="0"/>
+        <w:jc w:val="start"/>
+        <w:rPr>
+          <w:rFonts w:ascii="Open Sans;Helvetica;Arial;sans-serif" w:hAnsi="Open Sans;Helvetica;Arial;sans-serif"/>
+          <w:b w:val="false"/>
+          <w:i w:val="false"/>
+          <w:caps w:val="false"/>
+          <w:smallCaps w:val="false"/>
+          <w:spacing w:val="0"/>
+        </w:rPr>
+      </w:pPr>
+      <w:r>
+        <w:rPr>
+          <w:rFonts w:ascii="Open Sans;Helvetica;Arial;sans-serif" w:hAnsi="Open Sans;Helvetica;Arial;sans-serif"/>
+          <w:b w:val="false"/>
+          <w:i w:val="false"/>
+          <w:caps w:val="false"/>
+          <w:smallCaps w:val="false"/>
+          <w:spacing w:val="0"/>
+        </w:rPr>
+      </w:r>
+    </w:p>
+    <w:p>
+      <w:pPr>
+        <w:pStyle w:val="BodyText"/>
+        <w:widowControl/>
         <w:numPr>
           <w:ilvl w:val="0"/>
           <w:numId w:val="1"/>
@@ -265,6 +335,117 @@
       <w:pPr>
         <w:pStyle w:val="BodyText"/>
         <w:widowControl/>
+        <w:pBdr/>
+        <w:bidi w:val="0"/>
+        <w:spacing w:lineRule="auto" w:line="360" w:before="150" w:after="140"/>
+        <w:ind w:hanging="0" w:start="0" w:end="0"/>
+        <w:jc w:val="start"/>
+        <w:rPr>
+          <w:rFonts w:ascii="Open Sans;Helvetica;Arial;sans-serif" w:hAnsi="Open Sans;Helvetica;Arial;sans-serif"/>
+          <w:b w:val="false"/>
+          <w:i w:val="false"/>
+          <w:caps w:val="false"/>
+          <w:smallCaps w:val="false"/>
+          <w:spacing w:val="0"/>
+        </w:rPr>
+      </w:pPr>
+      <w:r>
+        <w:rPr>
+          <w:rFonts w:ascii="Open Sans;Helvetica;Arial;sans-serif" w:hAnsi="Open Sans;Helvetica;Arial;sans-serif"/>
+          <w:b w:val="false"/>
+          <w:i w:val="false"/>
+          <w:caps w:val="false"/>
+          <w:smallCaps w:val="false"/>
+          <w:spacing w:val="0"/>
+        </w:rPr>
+        <w:t xml:space="preserve">- </w:t>
+      </w:r>
+      <w:r>
+        <w:rPr>
+          <w:rFonts w:ascii="Open Sans;Helvetica;Arial;sans-serif" w:hAnsi="Open Sans;Helvetica;Arial;sans-serif"/>
+          <w:b w:val="false"/>
+          <w:i w:val="false"/>
+          <w:caps w:val="false"/>
+          <w:smallCaps w:val="false"/>
+          <w:spacing w:val="0"/>
+        </w:rPr>
+        <w:t>Palomuurit ja viruksentorjunta ohjelmat</w:t>
+      </w:r>
+    </w:p>
+    <w:p>
+      <w:pPr>
+        <w:pStyle w:val="BodyText"/>
+        <w:widowControl/>
+        <w:pBdr/>
+        <w:bidi w:val="0"/>
+        <w:spacing w:lineRule="auto" w:line="360" w:before="150" w:after="140"/>
+        <w:ind w:hanging="0" w:start="0" w:end="0"/>
+        <w:jc w:val="start"/>
+        <w:rPr>
+          <w:rFonts w:ascii="Open Sans;Helvetica;Arial;sans-serif" w:hAnsi="Open Sans;Helvetica;Arial;sans-serif"/>
+          <w:b w:val="false"/>
+          <w:i w:val="false"/>
+          <w:caps w:val="false"/>
+          <w:smallCaps w:val="false"/>
+          <w:spacing w:val="0"/>
+        </w:rPr>
+      </w:pPr>
+      <w:r>
+        <w:rPr>
+          <w:rFonts w:ascii="Open Sans;Helvetica;Arial;sans-serif" w:hAnsi="Open Sans;Helvetica;Arial;sans-serif"/>
+          <w:b w:val="false"/>
+          <w:i w:val="false"/>
+          <w:caps w:val="false"/>
+          <w:smallCaps w:val="false"/>
+          <w:spacing w:val="0"/>
+        </w:rPr>
+        <w:t xml:space="preserve">- </w:t>
+      </w:r>
+      <w:r>
+        <w:rPr>
+          <w:rFonts w:ascii="Open Sans;Helvetica;Arial;sans-serif" w:hAnsi="Open Sans;Helvetica;Arial;sans-serif"/>
+          <w:b w:val="false"/>
+          <w:i w:val="false"/>
+          <w:caps w:val="false"/>
+          <w:smallCaps w:val="false"/>
+          <w:spacing w:val="0"/>
+        </w:rPr>
+        <w:t>Levyjen cryptäys, Bios suojaus</w:t>
+      </w:r>
+    </w:p>
+    <w:p>
+      <w:pPr>
+        <w:pStyle w:val="BodyText"/>
+        <w:widowControl/>
+        <w:pBdr/>
+        <w:bidi w:val="0"/>
+        <w:spacing w:lineRule="auto" w:line="360" w:before="150" w:after="140"/>
+        <w:ind w:hanging="0" w:start="0" w:end="0"/>
+        <w:jc w:val="start"/>
+        <w:rPr>
+          <w:rFonts w:ascii="Open Sans;Helvetica;Arial;sans-serif" w:hAnsi="Open Sans;Helvetica;Arial;sans-serif"/>
+          <w:b w:val="false"/>
+          <w:i w:val="false"/>
+          <w:caps w:val="false"/>
+          <w:smallCaps w:val="false"/>
+          <w:spacing w:val="0"/>
+        </w:rPr>
+      </w:pPr>
+      <w:r>
+        <w:rPr>
+          <w:rFonts w:ascii="Open Sans;Helvetica;Arial;sans-serif" w:hAnsi="Open Sans;Helvetica;Arial;sans-serif"/>
+          <w:b w:val="false"/>
+          <w:i w:val="false"/>
+          <w:caps w:val="false"/>
+          <w:smallCaps w:val="false"/>
+          <w:spacing w:val="0"/>
+        </w:rPr>
+      </w:r>
+    </w:p>
+    <w:p>
+      <w:pPr>
+        <w:pStyle w:val="BodyText"/>
+        <w:widowControl/>
         <w:numPr>
           <w:ilvl w:val="0"/>
           <w:numId w:val="1"/>
@@ -303,6 +484,117 @@
       <w:pPr>
         <w:pStyle w:val="BodyText"/>
         <w:widowControl/>
+        <w:pBdr/>
+        <w:bidi w:val="0"/>
+        <w:spacing w:lineRule="auto" w:line="360" w:before="150" w:after="140"/>
+        <w:ind w:hanging="0" w:start="0" w:end="0"/>
+        <w:jc w:val="start"/>
+        <w:rPr>
+          <w:rFonts w:ascii="Open Sans;Helvetica;Arial;sans-serif" w:hAnsi="Open Sans;Helvetica;Arial;sans-serif"/>
+          <w:b w:val="false"/>
+          <w:i w:val="false"/>
+          <w:caps w:val="false"/>
+          <w:smallCaps w:val="false"/>
+          <w:spacing w:val="0"/>
+        </w:rPr>
+      </w:pPr>
+      <w:r>
+        <w:rPr>
+          <w:rFonts w:ascii="Open Sans;Helvetica;Arial;sans-serif" w:hAnsi="Open Sans;Helvetica;Arial;sans-serif"/>
+          <w:b w:val="false"/>
+          <w:i w:val="false"/>
+          <w:caps w:val="false"/>
+          <w:smallCaps w:val="false"/>
+          <w:spacing w:val="0"/>
+        </w:rPr>
+        <w:t xml:space="preserve">- </w:t>
+      </w:r>
+      <w:r>
+        <w:rPr>
+          <w:rFonts w:ascii="Open Sans;Helvetica;Arial;sans-serif" w:hAnsi="Open Sans;Helvetica;Arial;sans-serif"/>
+          <w:b w:val="false"/>
+          <w:i w:val="false"/>
+          <w:caps w:val="false"/>
+          <w:smallCaps w:val="false"/>
+          <w:spacing w:val="0"/>
+        </w:rPr>
+        <w:t>Usein virustorjunta kiukuttelee pelien kanssa ja vaikuttaa suorituskykyyn</w:t>
+      </w:r>
+    </w:p>
+    <w:p>
+      <w:pPr>
+        <w:pStyle w:val="BodyText"/>
+        <w:widowControl/>
+        <w:pBdr/>
+        <w:bidi w:val="0"/>
+        <w:spacing w:lineRule="auto" w:line="360" w:before="150" w:after="140"/>
+        <w:ind w:hanging="0" w:start="0" w:end="0"/>
+        <w:jc w:val="start"/>
+        <w:rPr>
+          <w:rFonts w:ascii="Open Sans;Helvetica;Arial;sans-serif" w:hAnsi="Open Sans;Helvetica;Arial;sans-serif"/>
+          <w:b w:val="false"/>
+          <w:i w:val="false"/>
+          <w:caps w:val="false"/>
+          <w:smallCaps w:val="false"/>
+          <w:spacing w:val="0"/>
+        </w:rPr>
+      </w:pPr>
+      <w:r>
+        <w:rPr>
+          <w:rFonts w:ascii="Open Sans;Helvetica;Arial;sans-serif" w:hAnsi="Open Sans;Helvetica;Arial;sans-serif"/>
+          <w:b w:val="false"/>
+          <w:i w:val="false"/>
+          <w:caps w:val="false"/>
+          <w:smallCaps w:val="false"/>
+          <w:spacing w:val="0"/>
+        </w:rPr>
+        <w:t xml:space="preserve">- </w:t>
+      </w:r>
+      <w:r>
+        <w:rPr>
+          <w:rFonts w:ascii="Open Sans;Helvetica;Arial;sans-serif" w:hAnsi="Open Sans;Helvetica;Arial;sans-serif"/>
+          <w:b w:val="false"/>
+          <w:i w:val="false"/>
+          <w:caps w:val="false"/>
+          <w:smallCaps w:val="false"/>
+          <w:spacing w:val="0"/>
+        </w:rPr>
+        <w:t>Myös cryptoja louhiessa kaikki ohjelmistot poistetaan käytöstä koska yleensä suojaukset valittaa että ohjelmistot on viruksia</w:t>
+      </w:r>
+    </w:p>
+    <w:p>
+      <w:pPr>
+        <w:pStyle w:val="BodyText"/>
+        <w:widowControl/>
+        <w:pBdr/>
+        <w:bidi w:val="0"/>
+        <w:spacing w:lineRule="auto" w:line="360" w:before="150" w:after="140"/>
+        <w:ind w:hanging="0" w:start="0" w:end="0"/>
+        <w:jc w:val="start"/>
+        <w:rPr>
+          <w:rFonts w:ascii="Open Sans;Helvetica;Arial;sans-serif" w:hAnsi="Open Sans;Helvetica;Arial;sans-serif"/>
+          <w:b w:val="false"/>
+          <w:i w:val="false"/>
+          <w:caps w:val="false"/>
+          <w:smallCaps w:val="false"/>
+          <w:spacing w:val="0"/>
+        </w:rPr>
+      </w:pPr>
+      <w:r>
+        <w:rPr>
+          <w:rFonts w:ascii="Open Sans;Helvetica;Arial;sans-serif" w:hAnsi="Open Sans;Helvetica;Arial;sans-serif"/>
+          <w:b w:val="false"/>
+          <w:i w:val="false"/>
+          <w:caps w:val="false"/>
+          <w:smallCaps w:val="false"/>
+          <w:spacing w:val="0"/>
+        </w:rPr>
+      </w:r>
+    </w:p>
+    <w:p>
+      <w:pPr>
+        <w:pStyle w:val="BodyText"/>
+        <w:widowControl/>
         <w:numPr>
           <w:ilvl w:val="0"/>
           <w:numId w:val="1"/>
@@ -335,6 +627,35 @@
           <w:spacing w:val="0"/>
         </w:rPr>
         <w:t>Mitä ehdottaisit ystävällesi, joka näin toimii, vaihtoehdoksi ja miten perustelisit ehdotuksesi?</w:t>
+      </w:r>
+    </w:p>
+    <w:p>
+      <w:pPr>
+        <w:pStyle w:val="BodyText"/>
+        <w:widowControl/>
+        <w:pBdr/>
+        <w:bidi w:val="0"/>
+        <w:spacing w:lineRule="auto" w:line="360" w:before="150" w:after="140"/>
+        <w:ind w:hanging="0" w:start="0" w:end="0"/>
+        <w:jc w:val="start"/>
+        <w:rPr>
+          <w:rFonts w:ascii="Open Sans;Helvetica;Arial;sans-serif" w:hAnsi="Open Sans;Helvetica;Arial;sans-serif"/>
+          <w:b w:val="false"/>
+          <w:i w:val="false"/>
+          <w:caps w:val="false"/>
+          <w:smallCaps w:val="false"/>
+          <w:spacing w:val="0"/>
+        </w:rPr>
+      </w:pPr>
+      <w:r>
+        <w:rPr>
+          <w:rFonts w:ascii="Open Sans;Helvetica;Arial;sans-serif" w:hAnsi="Open Sans;Helvetica;Arial;sans-serif"/>
+          <w:b w:val="false"/>
+          <w:i w:val="false"/>
+          <w:caps w:val="false"/>
+          <w:smallCaps w:val="false"/>
+          <w:spacing w:val="0"/>
+        </w:rPr>
       </w:r>
     </w:p>
     <w:p>

--- a/DTIPELI.261/Kylla-Ei/tietoturva-tietoturha.docx
+++ b/DTIPELI.261/Kylla-Ei/tietoturva-tietoturha.docx
@@ -656,6 +656,47 @@
           <w:smallCaps w:val="false"/>
           <w:spacing w:val="0"/>
         </w:rPr>
+        <w:t xml:space="preserve">- </w:t>
+      </w:r>
+      <w:r>
+        <w:rPr>
+          <w:rFonts w:ascii="Open Sans;Helvetica;Arial;sans-serif" w:hAnsi="Open Sans;Helvetica;Arial;sans-serif"/>
+          <w:b w:val="false"/>
+          <w:i w:val="false"/>
+          <w:caps w:val="false"/>
+          <w:smallCaps w:val="false"/>
+          <w:spacing w:val="0"/>
+        </w:rPr>
+        <w:t>Riittää kun päivityksen on ajantasalla koneessa ja reitittimissä</w:t>
+      </w:r>
+    </w:p>
+    <w:p>
+      <w:pPr>
+        <w:pStyle w:val="BodyText"/>
+        <w:widowControl/>
+        <w:pBdr/>
+        <w:bidi w:val="0"/>
+        <w:spacing w:lineRule="auto" w:line="360" w:before="150" w:after="140"/>
+        <w:ind w:hanging="0" w:start="0" w:end="0"/>
+        <w:jc w:val="start"/>
+        <w:rPr>
+          <w:rFonts w:ascii="Open Sans;Helvetica;Arial;sans-serif" w:hAnsi="Open Sans;Helvetica;Arial;sans-serif"/>
+          <w:b w:val="false"/>
+          <w:i w:val="false"/>
+          <w:caps w:val="false"/>
+          <w:smallCaps w:val="false"/>
+          <w:spacing w:val="0"/>
+        </w:rPr>
+      </w:pPr>
+      <w:r>
+        <w:rPr>
+          <w:rFonts w:ascii="Open Sans;Helvetica;Arial;sans-serif" w:hAnsi="Open Sans;Helvetica;Arial;sans-serif"/>
+          <w:b w:val="false"/>
+          <w:i w:val="false"/>
+          <w:caps w:val="false"/>
+          <w:smallCaps w:val="false"/>
+          <w:spacing w:val="0"/>
+        </w:rPr>
       </w:r>
     </w:p>
     <w:p>
@@ -700,6 +741,76 @@
       <w:pPr>
         <w:pStyle w:val="BodyText"/>
         <w:widowControl/>
+        <w:pBdr/>
+        <w:bidi w:val="0"/>
+        <w:spacing w:lineRule="auto" w:line="360" w:before="150" w:after="140"/>
+        <w:ind w:hanging="0" w:start="0" w:end="0"/>
+        <w:jc w:val="start"/>
+        <w:rPr>
+          <w:rFonts w:ascii="Open Sans;Helvetica;Arial;sans-serif" w:hAnsi="Open Sans;Helvetica;Arial;sans-serif"/>
+          <w:b w:val="false"/>
+          <w:i w:val="false"/>
+          <w:caps w:val="false"/>
+          <w:smallCaps w:val="false"/>
+          <w:spacing w:val="0"/>
+        </w:rPr>
+      </w:pPr>
+      <w:r>
+        <w:rPr>
+          <w:rFonts w:ascii="Open Sans;Helvetica;Arial;sans-serif" w:hAnsi="Open Sans;Helvetica;Arial;sans-serif"/>
+          <w:b w:val="false"/>
+          <w:i w:val="false"/>
+          <w:caps w:val="false"/>
+          <w:smallCaps w:val="false"/>
+          <w:spacing w:val="0"/>
+        </w:rPr>
+        <w:t xml:space="preserve">- </w:t>
+      </w:r>
+      <w:r>
+        <w:rPr>
+          <w:rFonts w:ascii="Open Sans;Helvetica;Arial;sans-serif" w:hAnsi="Open Sans;Helvetica;Arial;sans-serif"/>
+          <w:b w:val="false"/>
+          <w:i w:val="false"/>
+          <w:caps w:val="false"/>
+          <w:smallCaps w:val="false"/>
+          <w:spacing w:val="0"/>
+        </w:rPr>
+        <w:t>Palomuuri on ohjelmisto joka blockkaa haittaliikennettä</w:t>
+      </w:r>
+    </w:p>
+    <w:p>
+      <w:pPr>
+        <w:pStyle w:val="BodyText"/>
+        <w:widowControl/>
+        <w:pBdr/>
+        <w:bidi w:val="0"/>
+        <w:spacing w:lineRule="auto" w:line="360" w:before="150" w:after="140"/>
+        <w:ind w:hanging="0" w:start="0" w:end="0"/>
+        <w:jc w:val="start"/>
+        <w:rPr>
+          <w:rFonts w:ascii="Open Sans;Helvetica;Arial;sans-serif" w:hAnsi="Open Sans;Helvetica;Arial;sans-serif"/>
+          <w:b w:val="false"/>
+          <w:i w:val="false"/>
+          <w:caps w:val="false"/>
+          <w:smallCaps w:val="false"/>
+          <w:spacing w:val="0"/>
+        </w:rPr>
+      </w:pPr>
+      <w:r>
+        <w:rPr>
+          <w:rFonts w:ascii="Open Sans;Helvetica;Arial;sans-serif" w:hAnsi="Open Sans;Helvetica;Arial;sans-serif"/>
+          <w:b w:val="false"/>
+          <w:i w:val="false"/>
+          <w:caps w:val="false"/>
+          <w:smallCaps w:val="false"/>
+          <w:spacing w:val="0"/>
+        </w:rPr>
+      </w:r>
+    </w:p>
+    <w:p>
+      <w:pPr>
+        <w:pStyle w:val="BodyText"/>
+        <w:widowControl/>
         <w:numPr>
           <w:ilvl w:val="0"/>
           <w:numId w:val="1"/>
@@ -738,6 +849,158 @@
       <w:pPr>
         <w:pStyle w:val="BodyText"/>
         <w:widowControl/>
+        <w:pBdr/>
+        <w:bidi w:val="0"/>
+        <w:spacing w:lineRule="auto" w:line="360" w:before="150" w:after="140"/>
+        <w:ind w:hanging="0" w:start="0" w:end="0"/>
+        <w:jc w:val="start"/>
+        <w:rPr>
+          <w:rFonts w:ascii="Open Sans;Helvetica;Arial;sans-serif" w:hAnsi="Open Sans;Helvetica;Arial;sans-serif"/>
+          <w:b w:val="false"/>
+          <w:i w:val="false"/>
+          <w:caps w:val="false"/>
+          <w:smallCaps w:val="false"/>
+          <w:spacing w:val="0"/>
+        </w:rPr>
+      </w:pPr>
+      <w:r>
+        <w:rPr>
+          <w:rFonts w:ascii="Open Sans;Helvetica;Arial;sans-serif" w:hAnsi="Open Sans;Helvetica;Arial;sans-serif"/>
+          <w:b w:val="false"/>
+          <w:i w:val="false"/>
+          <w:caps w:val="false"/>
+          <w:smallCaps w:val="false"/>
+          <w:spacing w:val="0"/>
+        </w:rPr>
+        <w:t xml:space="preserve">- </w:t>
+      </w:r>
+      <w:r>
+        <w:rPr>
+          <w:rFonts w:ascii="Open Sans;Helvetica;Arial;sans-serif" w:hAnsi="Open Sans;Helvetica;Arial;sans-serif"/>
+          <w:b w:val="false"/>
+          <w:i w:val="false"/>
+          <w:caps w:val="false"/>
+          <w:smallCaps w:val="false"/>
+          <w:spacing w:val="0"/>
+        </w:rPr>
+        <w:t>Osa porteista on suljettu jotta niitä ei käytettäisi väärin</w:t>
+      </w:r>
+    </w:p>
+    <w:p>
+      <w:pPr>
+        <w:pStyle w:val="BodyText"/>
+        <w:widowControl/>
+        <w:pBdr/>
+        <w:bidi w:val="0"/>
+        <w:spacing w:lineRule="auto" w:line="360" w:before="150" w:after="140"/>
+        <w:ind w:hanging="0" w:start="0" w:end="0"/>
+        <w:jc w:val="start"/>
+        <w:rPr>
+          <w:rFonts w:ascii="Open Sans;Helvetica;Arial;sans-serif" w:hAnsi="Open Sans;Helvetica;Arial;sans-serif"/>
+          <w:b w:val="false"/>
+          <w:i w:val="false"/>
+          <w:caps w:val="false"/>
+          <w:smallCaps w:val="false"/>
+          <w:spacing w:val="0"/>
+        </w:rPr>
+      </w:pPr>
+      <w:r>
+        <w:rPr>
+          <w:rFonts w:ascii="Open Sans;Helvetica;Arial;sans-serif" w:hAnsi="Open Sans;Helvetica;Arial;sans-serif"/>
+          <w:b w:val="false"/>
+          <w:i w:val="false"/>
+          <w:caps w:val="false"/>
+          <w:smallCaps w:val="false"/>
+          <w:spacing w:val="0"/>
+        </w:rPr>
+        <w:t xml:space="preserve">- </w:t>
+      </w:r>
+      <w:r>
+        <w:rPr>
+          <w:rFonts w:ascii="Open Sans;Helvetica;Arial;sans-serif" w:hAnsi="Open Sans;Helvetica;Arial;sans-serif"/>
+          <w:b w:val="false"/>
+          <w:i w:val="false"/>
+          <w:caps w:val="false"/>
+          <w:smallCaps w:val="false"/>
+          <w:spacing w:val="0"/>
+        </w:rPr>
+        <w:t>Yleensä portteja avataan sisääänpäin/ulospäin menevälle liikenteelle esim pelipalvelimia pidettäessä tai kotiälyn hallintaa varten</w:t>
+      </w:r>
+    </w:p>
+    <w:p>
+      <w:pPr>
+        <w:pStyle w:val="BodyText"/>
+        <w:widowControl/>
+        <w:pBdr/>
+        <w:bidi w:val="0"/>
+        <w:spacing w:lineRule="auto" w:line="360" w:before="150" w:after="140"/>
+        <w:ind w:hanging="0" w:start="0" w:end="0"/>
+        <w:jc w:val="start"/>
+        <w:rPr>
+          <w:rFonts w:ascii="Open Sans;Helvetica;Arial;sans-serif" w:hAnsi="Open Sans;Helvetica;Arial;sans-serif"/>
+          <w:b w:val="false"/>
+          <w:i w:val="false"/>
+          <w:caps w:val="false"/>
+          <w:smallCaps w:val="false"/>
+          <w:spacing w:val="0"/>
+        </w:rPr>
+      </w:pPr>
+      <w:r>
+        <w:rPr>
+          <w:rFonts w:ascii="Open Sans;Helvetica;Arial;sans-serif" w:hAnsi="Open Sans;Helvetica;Arial;sans-serif"/>
+          <w:b w:val="false"/>
+          <w:i w:val="false"/>
+          <w:caps w:val="false"/>
+          <w:smallCaps w:val="false"/>
+          <w:spacing w:val="0"/>
+        </w:rPr>
+        <w:t xml:space="preserve">- </w:t>
+      </w:r>
+      <w:r>
+        <w:rPr>
+          <w:rFonts w:ascii="Open Sans;Helvetica;Arial;sans-serif" w:hAnsi="Open Sans;Helvetica;Arial;sans-serif"/>
+          <w:b w:val="false"/>
+          <w:i w:val="false"/>
+          <w:caps w:val="false"/>
+          <w:smallCaps w:val="false"/>
+          <w:spacing w:val="0"/>
+        </w:rPr>
+        <w:t>Yleensä portit saattavat olla vielä operaattoreiden toimesta kokonaan suljettuja ja on pakko käyttää yleisimpiä avoimia portteja palvelimiin</w:t>
+      </w:r>
+    </w:p>
+    <w:p>
+      <w:pPr>
+        <w:pStyle w:val="BodyText"/>
+        <w:widowControl/>
+        <w:pBdr/>
+        <w:bidi w:val="0"/>
+        <w:spacing w:lineRule="auto" w:line="360" w:before="150" w:after="140"/>
+        <w:ind w:hanging="0" w:start="0" w:end="0"/>
+        <w:jc w:val="start"/>
+        <w:rPr>
+          <w:rFonts w:ascii="Open Sans;Helvetica;Arial;sans-serif" w:hAnsi="Open Sans;Helvetica;Arial;sans-serif"/>
+          <w:b w:val="false"/>
+          <w:i w:val="false"/>
+          <w:caps w:val="false"/>
+          <w:smallCaps w:val="false"/>
+          <w:spacing w:val="0"/>
+        </w:rPr>
+      </w:pPr>
+      <w:r>
+        <w:rPr>
+          <w:rFonts w:ascii="Open Sans;Helvetica;Arial;sans-serif" w:hAnsi="Open Sans;Helvetica;Arial;sans-serif"/>
+          <w:b w:val="false"/>
+          <w:i w:val="false"/>
+          <w:caps w:val="false"/>
+          <w:smallCaps w:val="false"/>
+          <w:spacing w:val="0"/>
+        </w:rPr>
+      </w:r>
+    </w:p>
+    <w:p>
+      <w:pPr>
+        <w:pStyle w:val="BodyText"/>
+        <w:widowControl/>
         <w:numPr>
           <w:ilvl w:val="0"/>
           <w:numId w:val="1"/>
@@ -776,6 +1039,76 @@
       <w:pPr>
         <w:pStyle w:val="BodyText"/>
         <w:widowControl/>
+        <w:pBdr/>
+        <w:bidi w:val="0"/>
+        <w:spacing w:lineRule="auto" w:line="360" w:before="150" w:after="140"/>
+        <w:ind w:hanging="0" w:start="0" w:end="0"/>
+        <w:jc w:val="start"/>
+        <w:rPr>
+          <w:rFonts w:ascii="Open Sans;Helvetica;Arial;sans-serif" w:hAnsi="Open Sans;Helvetica;Arial;sans-serif"/>
+          <w:b w:val="false"/>
+          <w:i w:val="false"/>
+          <w:caps w:val="false"/>
+          <w:smallCaps w:val="false"/>
+          <w:spacing w:val="0"/>
+        </w:rPr>
+      </w:pPr>
+      <w:r>
+        <w:rPr>
+          <w:rFonts w:ascii="Open Sans;Helvetica;Arial;sans-serif" w:hAnsi="Open Sans;Helvetica;Arial;sans-serif"/>
+          <w:b w:val="false"/>
+          <w:i w:val="false"/>
+          <w:caps w:val="false"/>
+          <w:smallCaps w:val="false"/>
+          <w:spacing w:val="0"/>
+        </w:rPr>
+        <w:t xml:space="preserve">- </w:t>
+      </w:r>
+      <w:r>
+        <w:rPr>
+          <w:rFonts w:ascii="Open Sans;Helvetica;Arial;sans-serif" w:hAnsi="Open Sans;Helvetica;Arial;sans-serif"/>
+          <w:b w:val="false"/>
+          <w:i w:val="false"/>
+          <w:caps w:val="false"/>
+          <w:smallCaps w:val="false"/>
+          <w:spacing w:val="0"/>
+        </w:rPr>
+        <w:t>Tärkeät tiedostot kannattaa kahdentaa esim levyn rikkoutumisen varalta</w:t>
+      </w:r>
+    </w:p>
+    <w:p>
+      <w:pPr>
+        <w:pStyle w:val="BodyText"/>
+        <w:widowControl/>
+        <w:pBdr/>
+        <w:bidi w:val="0"/>
+        <w:spacing w:lineRule="auto" w:line="360" w:before="150" w:after="140"/>
+        <w:ind w:hanging="0" w:start="0" w:end="0"/>
+        <w:jc w:val="start"/>
+        <w:rPr>
+          <w:rFonts w:ascii="Open Sans;Helvetica;Arial;sans-serif" w:hAnsi="Open Sans;Helvetica;Arial;sans-serif"/>
+          <w:b w:val="false"/>
+          <w:i w:val="false"/>
+          <w:caps w:val="false"/>
+          <w:smallCaps w:val="false"/>
+          <w:spacing w:val="0"/>
+        </w:rPr>
+      </w:pPr>
+      <w:r>
+        <w:rPr>
+          <w:rFonts w:ascii="Open Sans;Helvetica;Arial;sans-serif" w:hAnsi="Open Sans;Helvetica;Arial;sans-serif"/>
+          <w:b w:val="false"/>
+          <w:i w:val="false"/>
+          <w:caps w:val="false"/>
+          <w:smallCaps w:val="false"/>
+          <w:spacing w:val="0"/>
+        </w:rPr>
+      </w:r>
+    </w:p>
+    <w:p>
+      <w:pPr>
+        <w:pStyle w:val="BodyText"/>
+        <w:widowControl/>
         <w:numPr>
           <w:ilvl w:val="0"/>
           <w:numId w:val="1"/>
@@ -814,6 +1147,47 @@
       <w:pPr>
         <w:pStyle w:val="BodyText"/>
         <w:widowControl/>
+        <w:pBdr/>
+        <w:bidi w:val="0"/>
+        <w:spacing w:lineRule="auto" w:line="360" w:before="150" w:after="140"/>
+        <w:ind w:hanging="0" w:start="0" w:end="0"/>
+        <w:jc w:val="start"/>
+        <w:rPr>
+          <w:rFonts w:ascii="Open Sans;Helvetica;Arial;sans-serif" w:hAnsi="Open Sans;Helvetica;Arial;sans-serif"/>
+          <w:b w:val="false"/>
+          <w:i w:val="false"/>
+          <w:caps w:val="false"/>
+          <w:smallCaps w:val="false"/>
+          <w:spacing w:val="0"/>
+        </w:rPr>
+      </w:pPr>
+      <w:r>
+        <w:rPr>
+          <w:rFonts w:ascii="Open Sans;Helvetica;Arial;sans-serif" w:hAnsi="Open Sans;Helvetica;Arial;sans-serif"/>
+          <w:b w:val="false"/>
+          <w:i w:val="false"/>
+          <w:caps w:val="false"/>
+          <w:smallCaps w:val="false"/>
+          <w:spacing w:val="0"/>
+        </w:rPr>
+        <w:t xml:space="preserve">- </w:t>
+      </w:r>
+      <w:r>
+        <w:rPr>
+          <w:rFonts w:ascii="Open Sans;Helvetica;Arial;sans-serif" w:hAnsi="Open Sans;Helvetica;Arial;sans-serif"/>
+          <w:b w:val="false"/>
+          <w:i w:val="false"/>
+          <w:caps w:val="false"/>
+          <w:smallCaps w:val="false"/>
+          <w:spacing w:val="0"/>
+        </w:rPr>
+        <w:t>Vikasietotilassa käynnistystä ja sieltä kautta selvittämistä</w:t>
+      </w:r>
+    </w:p>
+    <w:p>
+      <w:pPr>
+        <w:pStyle w:val="BodyText"/>
+        <w:widowControl/>
         <w:numPr>
           <w:ilvl w:val="0"/>
           <w:numId w:val="1"/>
@@ -852,6 +1226,76 @@
       <w:pPr>
         <w:pStyle w:val="BodyText"/>
         <w:widowControl/>
+        <w:pBdr/>
+        <w:bidi w:val="0"/>
+        <w:spacing w:lineRule="auto" w:line="360" w:before="150" w:after="140"/>
+        <w:ind w:hanging="0" w:start="0" w:end="0"/>
+        <w:jc w:val="start"/>
+        <w:rPr>
+          <w:rFonts w:ascii="Open Sans;Helvetica;Arial;sans-serif" w:hAnsi="Open Sans;Helvetica;Arial;sans-serif"/>
+          <w:b w:val="false"/>
+          <w:i w:val="false"/>
+          <w:caps w:val="false"/>
+          <w:smallCaps w:val="false"/>
+          <w:spacing w:val="0"/>
+        </w:rPr>
+      </w:pPr>
+      <w:r>
+        <w:rPr>
+          <w:rFonts w:ascii="Open Sans;Helvetica;Arial;sans-serif" w:hAnsi="Open Sans;Helvetica;Arial;sans-serif"/>
+          <w:b w:val="false"/>
+          <w:i w:val="false"/>
+          <w:caps w:val="false"/>
+          <w:smallCaps w:val="false"/>
+          <w:spacing w:val="0"/>
+        </w:rPr>
+        <w:t xml:space="preserve">- </w:t>
+      </w:r>
+      <w:r>
+        <w:rPr>
+          <w:rFonts w:ascii="Open Sans;Helvetica;Arial;sans-serif" w:hAnsi="Open Sans;Helvetica;Arial;sans-serif"/>
+          <w:b w:val="false"/>
+          <w:i w:val="false"/>
+          <w:caps w:val="false"/>
+          <w:smallCaps w:val="false"/>
+          <w:spacing w:val="0"/>
+        </w:rPr>
+        <w:t>Ohjelmistot päivittyy usin ohjelmisto palvelimen kautta ja se huomaa herkästi onko ohjelmisto aito</w:t>
+      </w:r>
+    </w:p>
+    <w:p>
+      <w:pPr>
+        <w:pStyle w:val="BodyText"/>
+        <w:widowControl/>
+        <w:pBdr/>
+        <w:bidi w:val="0"/>
+        <w:spacing w:lineRule="auto" w:line="360" w:before="150" w:after="140"/>
+        <w:ind w:hanging="0" w:start="0" w:end="0"/>
+        <w:jc w:val="start"/>
+        <w:rPr>
+          <w:rFonts w:ascii="Open Sans;Helvetica;Arial;sans-serif" w:hAnsi="Open Sans;Helvetica;Arial;sans-serif"/>
+          <w:b w:val="false"/>
+          <w:i w:val="false"/>
+          <w:caps w:val="false"/>
+          <w:smallCaps w:val="false"/>
+          <w:spacing w:val="0"/>
+        </w:rPr>
+      </w:pPr>
+      <w:r>
+        <w:rPr>
+          <w:rFonts w:ascii="Open Sans;Helvetica;Arial;sans-serif" w:hAnsi="Open Sans;Helvetica;Arial;sans-serif"/>
+          <w:b w:val="false"/>
+          <w:i w:val="false"/>
+          <w:caps w:val="false"/>
+          <w:smallCaps w:val="false"/>
+          <w:spacing w:val="0"/>
+        </w:rPr>
+      </w:r>
+    </w:p>
+    <w:p>
+      <w:pPr>
+        <w:pStyle w:val="BodyText"/>
+        <w:widowControl/>
         <w:numPr>
           <w:ilvl w:val="0"/>
           <w:numId w:val="1"/>
@@ -890,6 +1334,76 @@
       <w:pPr>
         <w:pStyle w:val="BodyText"/>
         <w:widowControl/>
+        <w:pBdr/>
+        <w:bidi w:val="0"/>
+        <w:spacing w:lineRule="auto" w:line="360" w:before="150" w:after="140"/>
+        <w:ind w:hanging="0" w:start="0" w:end="0"/>
+        <w:jc w:val="start"/>
+        <w:rPr>
+          <w:rFonts w:ascii="Open Sans;Helvetica;Arial;sans-serif" w:hAnsi="Open Sans;Helvetica;Arial;sans-serif"/>
+          <w:b w:val="false"/>
+          <w:i w:val="false"/>
+          <w:caps w:val="false"/>
+          <w:smallCaps w:val="false"/>
+          <w:spacing w:val="0"/>
+        </w:rPr>
+      </w:pPr>
+      <w:r>
+        <w:rPr>
+          <w:rFonts w:ascii="Open Sans;Helvetica;Arial;sans-serif" w:hAnsi="Open Sans;Helvetica;Arial;sans-serif"/>
+          <w:b w:val="false"/>
+          <w:i w:val="false"/>
+          <w:caps w:val="false"/>
+          <w:smallCaps w:val="false"/>
+          <w:spacing w:val="0"/>
+        </w:rPr>
+        <w:t xml:space="preserve">- </w:t>
+      </w:r>
+      <w:r>
+        <w:rPr>
+          <w:rFonts w:ascii="Open Sans;Helvetica;Arial;sans-serif" w:hAnsi="Open Sans;Helvetica;Arial;sans-serif"/>
+          <w:b w:val="false"/>
+          <w:i w:val="false"/>
+          <w:caps w:val="false"/>
+          <w:smallCaps w:val="false"/>
+          <w:spacing w:val="0"/>
+        </w:rPr>
+        <w:t>Kaikki missä liikkuu rahaa</w:t>
+      </w:r>
+    </w:p>
+    <w:p>
+      <w:pPr>
+        <w:pStyle w:val="BodyText"/>
+        <w:widowControl/>
+        <w:pBdr/>
+        <w:bidi w:val="0"/>
+        <w:spacing w:lineRule="auto" w:line="360" w:before="150" w:after="140"/>
+        <w:ind w:hanging="0" w:start="0" w:end="0"/>
+        <w:jc w:val="start"/>
+        <w:rPr>
+          <w:rFonts w:ascii="Open Sans;Helvetica;Arial;sans-serif" w:hAnsi="Open Sans;Helvetica;Arial;sans-serif"/>
+          <w:b w:val="false"/>
+          <w:i w:val="false"/>
+          <w:caps w:val="false"/>
+          <w:smallCaps w:val="false"/>
+          <w:spacing w:val="0"/>
+        </w:rPr>
+      </w:pPr>
+      <w:r>
+        <w:rPr>
+          <w:rFonts w:ascii="Open Sans;Helvetica;Arial;sans-serif" w:hAnsi="Open Sans;Helvetica;Arial;sans-serif"/>
+          <w:b w:val="false"/>
+          <w:i w:val="false"/>
+          <w:caps w:val="false"/>
+          <w:smallCaps w:val="false"/>
+          <w:spacing w:val="0"/>
+        </w:rPr>
+      </w:r>
+    </w:p>
+    <w:p>
+      <w:pPr>
+        <w:pStyle w:val="BodyText"/>
+        <w:widowControl/>
         <w:numPr>
           <w:ilvl w:val="0"/>
           <w:numId w:val="1"/>
@@ -928,6 +1442,158 @@
       <w:pPr>
         <w:pStyle w:val="BodyText"/>
         <w:widowControl/>
+        <w:pBdr/>
+        <w:bidi w:val="0"/>
+        <w:spacing w:lineRule="auto" w:line="360" w:before="150" w:after="140"/>
+        <w:ind w:hanging="0" w:start="0" w:end="0"/>
+        <w:jc w:val="start"/>
+        <w:rPr>
+          <w:rFonts w:ascii="Open Sans;Helvetica;Arial;sans-serif" w:hAnsi="Open Sans;Helvetica;Arial;sans-serif"/>
+          <w:b w:val="false"/>
+          <w:i w:val="false"/>
+          <w:caps w:val="false"/>
+          <w:smallCaps w:val="false"/>
+          <w:spacing w:val="0"/>
+        </w:rPr>
+      </w:pPr>
+      <w:r>
+        <w:rPr>
+          <w:rFonts w:ascii="Open Sans;Helvetica;Arial;sans-serif" w:hAnsi="Open Sans;Helvetica;Arial;sans-serif"/>
+          <w:b w:val="false"/>
+          <w:i w:val="false"/>
+          <w:caps w:val="false"/>
+          <w:smallCaps w:val="false"/>
+          <w:spacing w:val="0"/>
+        </w:rPr>
+        <w:t xml:space="preserve">- </w:t>
+      </w:r>
+      <w:r>
+        <w:rPr>
+          <w:rFonts w:ascii="Open Sans;Helvetica;Arial;sans-serif" w:hAnsi="Open Sans;Helvetica;Arial;sans-serif"/>
+          <w:b w:val="false"/>
+          <w:i w:val="false"/>
+          <w:caps w:val="false"/>
+          <w:smallCaps w:val="false"/>
+          <w:spacing w:val="0"/>
+        </w:rPr>
+        <w:t>Uac on varotoimi joka kysyy käyttäjältä halutaanko jotain suorittaa</w:t>
+      </w:r>
+    </w:p>
+    <w:p>
+      <w:pPr>
+        <w:pStyle w:val="BodyText"/>
+        <w:widowControl/>
+        <w:pBdr/>
+        <w:bidi w:val="0"/>
+        <w:spacing w:lineRule="auto" w:line="360" w:before="150" w:after="140"/>
+        <w:ind w:hanging="0" w:start="0" w:end="0"/>
+        <w:jc w:val="start"/>
+        <w:rPr>
+          <w:rFonts w:ascii="Open Sans;Helvetica;Arial;sans-serif" w:hAnsi="Open Sans;Helvetica;Arial;sans-serif"/>
+          <w:b w:val="false"/>
+          <w:i w:val="false"/>
+          <w:caps w:val="false"/>
+          <w:smallCaps w:val="false"/>
+          <w:spacing w:val="0"/>
+        </w:rPr>
+      </w:pPr>
+      <w:r>
+        <w:rPr>
+          <w:rFonts w:ascii="Open Sans;Helvetica;Arial;sans-serif" w:hAnsi="Open Sans;Helvetica;Arial;sans-serif"/>
+          <w:b w:val="false"/>
+          <w:i w:val="false"/>
+          <w:caps w:val="false"/>
+          <w:smallCaps w:val="false"/>
+          <w:spacing w:val="0"/>
+        </w:rPr>
+        <w:t xml:space="preserve">- </w:t>
+      </w:r>
+      <w:r>
+        <w:rPr>
+          <w:rFonts w:ascii="Open Sans;Helvetica;Arial;sans-serif" w:hAnsi="Open Sans;Helvetica;Arial;sans-serif"/>
+          <w:b w:val="false"/>
+          <w:i w:val="false"/>
+          <w:caps w:val="false"/>
+          <w:smallCaps w:val="false"/>
+          <w:spacing w:val="0"/>
+        </w:rPr>
+        <w:t>Sudo = kaikki oikeudet kaikkeen</w:t>
+      </w:r>
+    </w:p>
+    <w:p>
+      <w:pPr>
+        <w:pStyle w:val="BodyText"/>
+        <w:widowControl/>
+        <w:pBdr/>
+        <w:bidi w:val="0"/>
+        <w:spacing w:lineRule="auto" w:line="360" w:before="150" w:after="140"/>
+        <w:ind w:hanging="0" w:start="0" w:end="0"/>
+        <w:jc w:val="start"/>
+        <w:rPr>
+          <w:rFonts w:ascii="Open Sans;Helvetica;Arial;sans-serif" w:hAnsi="Open Sans;Helvetica;Arial;sans-serif"/>
+          <w:b w:val="false"/>
+          <w:i w:val="false"/>
+          <w:caps w:val="false"/>
+          <w:smallCaps w:val="false"/>
+          <w:spacing w:val="0"/>
+        </w:rPr>
+      </w:pPr>
+      <w:r>
+        <w:rPr>
+          <w:rFonts w:ascii="Open Sans;Helvetica;Arial;sans-serif" w:hAnsi="Open Sans;Helvetica;Arial;sans-serif"/>
+          <w:b w:val="false"/>
+          <w:i w:val="false"/>
+          <w:caps w:val="false"/>
+          <w:smallCaps w:val="false"/>
+          <w:spacing w:val="0"/>
+        </w:rPr>
+        <w:t xml:space="preserve">- </w:t>
+      </w:r>
+      <w:r>
+        <w:rPr>
+          <w:rFonts w:ascii="Open Sans;Helvetica;Arial;sans-serif" w:hAnsi="Open Sans;Helvetica;Arial;sans-serif"/>
+          <w:b w:val="false"/>
+          <w:i w:val="false"/>
+          <w:caps w:val="false"/>
+          <w:smallCaps w:val="false"/>
+          <w:spacing w:val="0"/>
+        </w:rPr>
+        <w:t>Ylläpitäjän oikeudet tiettyyn asiaan</w:t>
+      </w:r>
+    </w:p>
+    <w:p>
+      <w:pPr>
+        <w:pStyle w:val="BodyText"/>
+        <w:widowControl/>
+        <w:pBdr/>
+        <w:bidi w:val="0"/>
+        <w:spacing w:lineRule="auto" w:line="360" w:before="150" w:after="140"/>
+        <w:ind w:hanging="0" w:start="0" w:end="0"/>
+        <w:jc w:val="start"/>
+        <w:rPr>
+          <w:rFonts w:ascii="Open Sans;Helvetica;Arial;sans-serif" w:hAnsi="Open Sans;Helvetica;Arial;sans-serif"/>
+          <w:b w:val="false"/>
+          <w:i w:val="false"/>
+          <w:caps w:val="false"/>
+          <w:smallCaps w:val="false"/>
+          <w:spacing w:val="0"/>
+        </w:rPr>
+      </w:pPr>
+      <w:r>
+        <w:rPr>
+          <w:rFonts w:ascii="Open Sans;Helvetica;Arial;sans-serif" w:hAnsi="Open Sans;Helvetica;Arial;sans-serif"/>
+          <w:b w:val="false"/>
+          <w:i w:val="false"/>
+          <w:caps w:val="false"/>
+          <w:smallCaps w:val="false"/>
+          <w:spacing w:val="0"/>
+        </w:rPr>
+      </w:r>
+    </w:p>
+    <w:p>
+      <w:pPr>
+        <w:pStyle w:val="BodyText"/>
+        <w:widowControl/>
         <w:numPr>
           <w:ilvl w:val="0"/>
           <w:numId w:val="1"/>
@@ -966,6 +1632,76 @@
       <w:pPr>
         <w:pStyle w:val="BodyText"/>
         <w:widowControl/>
+        <w:pBdr/>
+        <w:bidi w:val="0"/>
+        <w:spacing w:lineRule="auto" w:line="360" w:before="150" w:after="140"/>
+        <w:ind w:hanging="0" w:start="0" w:end="0"/>
+        <w:jc w:val="start"/>
+        <w:rPr>
+          <w:rFonts w:ascii="Open Sans;Helvetica;Arial;sans-serif" w:hAnsi="Open Sans;Helvetica;Arial;sans-serif"/>
+          <w:b w:val="false"/>
+          <w:i w:val="false"/>
+          <w:caps w:val="false"/>
+          <w:smallCaps w:val="false"/>
+          <w:spacing w:val="0"/>
+        </w:rPr>
+      </w:pPr>
+      <w:r>
+        <w:rPr>
+          <w:rFonts w:ascii="Open Sans;Helvetica;Arial;sans-serif" w:hAnsi="Open Sans;Helvetica;Arial;sans-serif"/>
+          <w:b w:val="false"/>
+          <w:i w:val="false"/>
+          <w:caps w:val="false"/>
+          <w:smallCaps w:val="false"/>
+          <w:spacing w:val="0"/>
+        </w:rPr>
+        <w:t xml:space="preserve">- </w:t>
+      </w:r>
+      <w:r>
+        <w:rPr>
+          <w:rFonts w:ascii="Open Sans;Helvetica;Arial;sans-serif" w:hAnsi="Open Sans;Helvetica;Arial;sans-serif"/>
+          <w:b w:val="false"/>
+          <w:i w:val="false"/>
+          <w:caps w:val="false"/>
+          <w:smallCaps w:val="false"/>
+          <w:spacing w:val="0"/>
+        </w:rPr>
+        <w:t xml:space="preserve">Uac tason muutos kohdasta </w:t>
+      </w:r>
+    </w:p>
+    <w:p>
+      <w:pPr>
+        <w:pStyle w:val="BodyText"/>
+        <w:widowControl/>
+        <w:pBdr/>
+        <w:bidi w:val="0"/>
+        <w:spacing w:lineRule="auto" w:line="360" w:before="150" w:after="140"/>
+        <w:ind w:hanging="0" w:start="0" w:end="0"/>
+        <w:jc w:val="start"/>
+        <w:rPr>
+          <w:rFonts w:ascii="Open Sans;Helvetica;Arial;sans-serif" w:hAnsi="Open Sans;Helvetica;Arial;sans-serif"/>
+          <w:b w:val="false"/>
+          <w:i w:val="false"/>
+          <w:caps w:val="false"/>
+          <w:smallCaps w:val="false"/>
+          <w:spacing w:val="0"/>
+        </w:rPr>
+      </w:pPr>
+      <w:r>
+        <w:rPr>
+          <w:rFonts w:ascii="Open Sans;Helvetica;Arial;sans-serif" w:hAnsi="Open Sans;Helvetica;Arial;sans-serif"/>
+          <w:b w:val="false"/>
+          <w:i w:val="false"/>
+          <w:caps w:val="false"/>
+          <w:smallCaps w:val="false"/>
+          <w:spacing w:val="0"/>
+        </w:rPr>
+      </w:r>
+    </w:p>
+    <w:p>
+      <w:pPr>
+        <w:pStyle w:val="BodyText"/>
+        <w:widowControl/>
         <w:numPr>
           <w:ilvl w:val="0"/>
           <w:numId w:val="1"/>
@@ -1004,6 +1740,47 @@
       <w:pPr>
         <w:pStyle w:val="BodyText"/>
         <w:widowControl/>
+        <w:pBdr/>
+        <w:bidi w:val="0"/>
+        <w:spacing w:lineRule="auto" w:line="360" w:before="150" w:after="140"/>
+        <w:ind w:hanging="0" w:start="0" w:end="0"/>
+        <w:jc w:val="start"/>
+        <w:rPr>
+          <w:rFonts w:ascii="Open Sans;Helvetica;Arial;sans-serif" w:hAnsi="Open Sans;Helvetica;Arial;sans-serif"/>
+          <w:b w:val="false"/>
+          <w:i w:val="false"/>
+          <w:caps w:val="false"/>
+          <w:smallCaps w:val="false"/>
+          <w:spacing w:val="0"/>
+        </w:rPr>
+      </w:pPr>
+      <w:r>
+        <w:rPr>
+          <w:rFonts w:ascii="Open Sans;Helvetica;Arial;sans-serif" w:hAnsi="Open Sans;Helvetica;Arial;sans-serif"/>
+          <w:b w:val="false"/>
+          <w:i w:val="false"/>
+          <w:caps w:val="false"/>
+          <w:smallCaps w:val="false"/>
+          <w:spacing w:val="0"/>
+        </w:rPr>
+        <w:t xml:space="preserve">- </w:t>
+      </w:r>
+      <w:r>
+        <w:rPr>
+          <w:rFonts w:ascii="Open Sans;Helvetica;Arial;sans-serif" w:hAnsi="Open Sans;Helvetica;Arial;sans-serif"/>
+          <w:b w:val="false"/>
+          <w:i w:val="false"/>
+          <w:caps w:val="false"/>
+          <w:smallCaps w:val="false"/>
+          <w:spacing w:val="0"/>
+        </w:rPr>
+        <w:t>Nat varaa vain yhden tulevan ip-osoitteen</w:t>
+      </w:r>
+    </w:p>
+    <w:p>
+      <w:pPr>
+        <w:pStyle w:val="BodyText"/>
+        <w:widowControl/>
         <w:numPr>
           <w:ilvl w:val="0"/>
           <w:numId w:val="1"/>
@@ -1042,6 +1819,158 @@
       <w:pPr>
         <w:pStyle w:val="BodyText"/>
         <w:widowControl/>
+        <w:pBdr/>
+        <w:bidi w:val="0"/>
+        <w:spacing w:lineRule="auto" w:line="360" w:before="150" w:after="140"/>
+        <w:ind w:hanging="0" w:start="0" w:end="0"/>
+        <w:jc w:val="start"/>
+        <w:rPr>
+          <w:rFonts w:ascii="Open Sans;Helvetica;Arial;sans-serif" w:hAnsi="Open Sans;Helvetica;Arial;sans-serif"/>
+          <w:b w:val="false"/>
+          <w:i w:val="false"/>
+          <w:caps w:val="false"/>
+          <w:smallCaps w:val="false"/>
+          <w:spacing w:val="0"/>
+        </w:rPr>
+      </w:pPr>
+      <w:r>
+        <w:rPr>
+          <w:rFonts w:ascii="Open Sans;Helvetica;Arial;sans-serif" w:hAnsi="Open Sans;Helvetica;Arial;sans-serif"/>
+          <w:b w:val="false"/>
+          <w:i w:val="false"/>
+          <w:caps w:val="false"/>
+          <w:smallCaps w:val="false"/>
+          <w:spacing w:val="0"/>
+        </w:rPr>
+        <w:t xml:space="preserve">- </w:t>
+      </w:r>
+      <w:r>
+        <w:rPr>
+          <w:rFonts w:ascii="Open Sans;Helvetica;Arial;sans-serif" w:hAnsi="Open Sans;Helvetica;Arial;sans-serif"/>
+          <w:b w:val="false"/>
+          <w:i w:val="false"/>
+          <w:caps w:val="false"/>
+          <w:smallCaps w:val="false"/>
+          <w:spacing w:val="0"/>
+        </w:rPr>
+        <w:t>Kaistan varastaminen</w:t>
+      </w:r>
+    </w:p>
+    <w:p>
+      <w:pPr>
+        <w:pStyle w:val="BodyText"/>
+        <w:widowControl/>
+        <w:pBdr/>
+        <w:bidi w:val="0"/>
+        <w:spacing w:lineRule="auto" w:line="360" w:before="150" w:after="140"/>
+        <w:ind w:hanging="0" w:start="0" w:end="0"/>
+        <w:jc w:val="start"/>
+        <w:rPr>
+          <w:rFonts w:ascii="Open Sans;Helvetica;Arial;sans-serif" w:hAnsi="Open Sans;Helvetica;Arial;sans-serif"/>
+          <w:b w:val="false"/>
+          <w:i w:val="false"/>
+          <w:caps w:val="false"/>
+          <w:smallCaps w:val="false"/>
+          <w:spacing w:val="0"/>
+        </w:rPr>
+      </w:pPr>
+      <w:r>
+        <w:rPr>
+          <w:rFonts w:ascii="Open Sans;Helvetica;Arial;sans-serif" w:hAnsi="Open Sans;Helvetica;Arial;sans-serif"/>
+          <w:b w:val="false"/>
+          <w:i w:val="false"/>
+          <w:caps w:val="false"/>
+          <w:smallCaps w:val="false"/>
+          <w:spacing w:val="0"/>
+        </w:rPr>
+        <w:t xml:space="preserve">- </w:t>
+      </w:r>
+      <w:r>
+        <w:rPr>
+          <w:rFonts w:ascii="Open Sans;Helvetica;Arial;sans-serif" w:hAnsi="Open Sans;Helvetica;Arial;sans-serif"/>
+          <w:b w:val="false"/>
+          <w:i w:val="false"/>
+          <w:caps w:val="false"/>
+          <w:smallCaps w:val="false"/>
+          <w:spacing w:val="0"/>
+        </w:rPr>
+        <w:t>Tietojen varastaminen</w:t>
+      </w:r>
+    </w:p>
+    <w:p>
+      <w:pPr>
+        <w:pStyle w:val="BodyText"/>
+        <w:widowControl/>
+        <w:pBdr/>
+        <w:bidi w:val="0"/>
+        <w:spacing w:lineRule="auto" w:line="360" w:before="150" w:after="140"/>
+        <w:ind w:hanging="0" w:start="0" w:end="0"/>
+        <w:jc w:val="start"/>
+        <w:rPr>
+          <w:rFonts w:ascii="Open Sans;Helvetica;Arial;sans-serif" w:hAnsi="Open Sans;Helvetica;Arial;sans-serif"/>
+          <w:b w:val="false"/>
+          <w:i w:val="false"/>
+          <w:caps w:val="false"/>
+          <w:smallCaps w:val="false"/>
+          <w:spacing w:val="0"/>
+        </w:rPr>
+      </w:pPr>
+      <w:r>
+        <w:rPr>
+          <w:rFonts w:ascii="Open Sans;Helvetica;Arial;sans-serif" w:hAnsi="Open Sans;Helvetica;Arial;sans-serif"/>
+          <w:b w:val="false"/>
+          <w:i w:val="false"/>
+          <w:caps w:val="false"/>
+          <w:smallCaps w:val="false"/>
+          <w:spacing w:val="0"/>
+        </w:rPr>
+        <w:t xml:space="preserve">- </w:t>
+      </w:r>
+      <w:r>
+        <w:rPr>
+          <w:rFonts w:ascii="Open Sans;Helvetica;Arial;sans-serif" w:hAnsi="Open Sans;Helvetica;Arial;sans-serif"/>
+          <w:b w:val="false"/>
+          <w:i w:val="false"/>
+          <w:caps w:val="false"/>
+          <w:smallCaps w:val="false"/>
+          <w:spacing w:val="0"/>
+        </w:rPr>
+        <w:t>Verkkoa voidaan käyttää epärehellisiin tarkoituksiin</w:t>
+      </w:r>
+    </w:p>
+    <w:p>
+      <w:pPr>
+        <w:pStyle w:val="BodyText"/>
+        <w:widowControl/>
+        <w:pBdr/>
+        <w:bidi w:val="0"/>
+        <w:spacing w:lineRule="auto" w:line="360" w:before="150" w:after="140"/>
+        <w:ind w:hanging="0" w:start="0" w:end="0"/>
+        <w:jc w:val="start"/>
+        <w:rPr>
+          <w:rFonts w:ascii="Open Sans;Helvetica;Arial;sans-serif" w:hAnsi="Open Sans;Helvetica;Arial;sans-serif"/>
+          <w:b w:val="false"/>
+          <w:i w:val="false"/>
+          <w:caps w:val="false"/>
+          <w:smallCaps w:val="false"/>
+          <w:spacing w:val="0"/>
+        </w:rPr>
+      </w:pPr>
+      <w:r>
+        <w:rPr>
+          <w:rFonts w:ascii="Open Sans;Helvetica;Arial;sans-serif" w:hAnsi="Open Sans;Helvetica;Arial;sans-serif"/>
+          <w:b w:val="false"/>
+          <w:i w:val="false"/>
+          <w:caps w:val="false"/>
+          <w:smallCaps w:val="false"/>
+          <w:spacing w:val="0"/>
+        </w:rPr>
+      </w:r>
+    </w:p>
+    <w:p>
+      <w:pPr>
+        <w:pStyle w:val="BodyText"/>
+        <w:widowControl/>
         <w:numPr>
           <w:ilvl w:val="0"/>
           <w:numId w:val="1"/>
@@ -1080,6 +2009,76 @@
       <w:pPr>
         <w:pStyle w:val="BodyText"/>
         <w:widowControl/>
+        <w:pBdr/>
+        <w:bidi w:val="0"/>
+        <w:spacing w:lineRule="auto" w:line="360" w:before="150" w:after="140"/>
+        <w:ind w:hanging="0" w:start="0" w:end="0"/>
+        <w:jc w:val="start"/>
+        <w:rPr>
+          <w:rFonts w:ascii="Open Sans;Helvetica;Arial;sans-serif" w:hAnsi="Open Sans;Helvetica;Arial;sans-serif"/>
+          <w:b w:val="false"/>
+          <w:i w:val="false"/>
+          <w:caps w:val="false"/>
+          <w:smallCaps w:val="false"/>
+          <w:spacing w:val="0"/>
+        </w:rPr>
+      </w:pPr>
+      <w:r>
+        <w:rPr>
+          <w:rFonts w:ascii="Open Sans;Helvetica;Arial;sans-serif" w:hAnsi="Open Sans;Helvetica;Arial;sans-serif"/>
+          <w:b w:val="false"/>
+          <w:i w:val="false"/>
+          <w:caps w:val="false"/>
+          <w:smallCaps w:val="false"/>
+          <w:spacing w:val="0"/>
+        </w:rPr>
+        <w:t xml:space="preserve">- </w:t>
+      </w:r>
+      <w:r>
+        <w:rPr>
+          <w:rFonts w:ascii="Open Sans;Helvetica;Arial;sans-serif" w:hAnsi="Open Sans;Helvetica;Arial;sans-serif"/>
+          <w:b w:val="false"/>
+          <w:i w:val="false"/>
+          <w:caps w:val="false"/>
+          <w:smallCaps w:val="false"/>
+          <w:spacing w:val="0"/>
+        </w:rPr>
+        <w:t>Esim on ladattu toisen avoimen verkonkautta torrentilla tiedostoja</w:t>
+      </w:r>
+    </w:p>
+    <w:p>
+      <w:pPr>
+        <w:pStyle w:val="BodyText"/>
+        <w:widowControl/>
+        <w:pBdr/>
+        <w:bidi w:val="0"/>
+        <w:spacing w:lineRule="auto" w:line="360" w:before="150" w:after="140"/>
+        <w:ind w:hanging="0" w:start="0" w:end="0"/>
+        <w:jc w:val="start"/>
+        <w:rPr>
+          <w:rFonts w:ascii="Open Sans;Helvetica;Arial;sans-serif" w:hAnsi="Open Sans;Helvetica;Arial;sans-serif"/>
+          <w:b w:val="false"/>
+          <w:i w:val="false"/>
+          <w:caps w:val="false"/>
+          <w:smallCaps w:val="false"/>
+          <w:spacing w:val="0"/>
+        </w:rPr>
+      </w:pPr>
+      <w:r>
+        <w:rPr>
+          <w:rFonts w:ascii="Open Sans;Helvetica;Arial;sans-serif" w:hAnsi="Open Sans;Helvetica;Arial;sans-serif"/>
+          <w:b w:val="false"/>
+          <w:i w:val="false"/>
+          <w:caps w:val="false"/>
+          <w:smallCaps w:val="false"/>
+          <w:spacing w:val="0"/>
+        </w:rPr>
+      </w:r>
+    </w:p>
+    <w:p>
+      <w:pPr>
+        <w:pStyle w:val="BodyText"/>
+        <w:widowControl/>
         <w:numPr>
           <w:ilvl w:val="0"/>
           <w:numId w:val="1"/>
@@ -1118,6 +2117,76 @@
       <w:pPr>
         <w:pStyle w:val="BodyText"/>
         <w:widowControl/>
+        <w:pBdr/>
+        <w:bidi w:val="0"/>
+        <w:spacing w:lineRule="auto" w:line="360" w:before="150" w:after="140"/>
+        <w:ind w:hanging="0" w:start="0" w:end="0"/>
+        <w:jc w:val="start"/>
+        <w:rPr>
+          <w:rFonts w:ascii="Open Sans;Helvetica;Arial;sans-serif" w:hAnsi="Open Sans;Helvetica;Arial;sans-serif"/>
+          <w:b w:val="false"/>
+          <w:i w:val="false"/>
+          <w:caps w:val="false"/>
+          <w:smallCaps w:val="false"/>
+          <w:spacing w:val="0"/>
+        </w:rPr>
+      </w:pPr>
+      <w:r>
+        <w:rPr>
+          <w:rFonts w:ascii="Open Sans;Helvetica;Arial;sans-serif" w:hAnsi="Open Sans;Helvetica;Arial;sans-serif"/>
+          <w:b w:val="false"/>
+          <w:i w:val="false"/>
+          <w:caps w:val="false"/>
+          <w:smallCaps w:val="false"/>
+          <w:spacing w:val="0"/>
+        </w:rPr>
+        <w:t xml:space="preserve">- </w:t>
+      </w:r>
+      <w:r>
+        <w:rPr>
+          <w:rFonts w:ascii="Open Sans;Helvetica;Arial;sans-serif" w:hAnsi="Open Sans;Helvetica;Arial;sans-serif"/>
+          <w:b w:val="false"/>
+          <w:i w:val="false"/>
+          <w:caps w:val="false"/>
+          <w:smallCaps w:val="false"/>
+          <w:spacing w:val="0"/>
+        </w:rPr>
+        <w:t>Mielellään ainakin onko verkko rehellinen vai ei</w:t>
+      </w:r>
+    </w:p>
+    <w:p>
+      <w:pPr>
+        <w:pStyle w:val="BodyText"/>
+        <w:widowControl/>
+        <w:pBdr/>
+        <w:bidi w:val="0"/>
+        <w:spacing w:lineRule="auto" w:line="360" w:before="150" w:after="140"/>
+        <w:ind w:hanging="0" w:start="0" w:end="0"/>
+        <w:jc w:val="start"/>
+        <w:rPr>
+          <w:rFonts w:ascii="Open Sans;Helvetica;Arial;sans-serif" w:hAnsi="Open Sans;Helvetica;Arial;sans-serif"/>
+          <w:b w:val="false"/>
+          <w:i w:val="false"/>
+          <w:caps w:val="false"/>
+          <w:smallCaps w:val="false"/>
+          <w:spacing w:val="0"/>
+        </w:rPr>
+      </w:pPr>
+      <w:r>
+        <w:rPr>
+          <w:rFonts w:ascii="Open Sans;Helvetica;Arial;sans-serif" w:hAnsi="Open Sans;Helvetica;Arial;sans-serif"/>
+          <w:b w:val="false"/>
+          <w:i w:val="false"/>
+          <w:caps w:val="false"/>
+          <w:smallCaps w:val="false"/>
+          <w:spacing w:val="0"/>
+        </w:rPr>
+      </w:r>
+    </w:p>
+    <w:p>
+      <w:pPr>
+        <w:pStyle w:val="BodyText"/>
+        <w:widowControl/>
         <w:numPr>
           <w:ilvl w:val="0"/>
           <w:numId w:val="1"/>
@@ -1156,6 +2225,76 @@
       <w:pPr>
         <w:pStyle w:val="BodyText"/>
         <w:widowControl/>
+        <w:pBdr/>
+        <w:bidi w:val="0"/>
+        <w:spacing w:lineRule="auto" w:line="360" w:before="150" w:after="140"/>
+        <w:ind w:hanging="0" w:start="0" w:end="0"/>
+        <w:jc w:val="start"/>
+        <w:rPr>
+          <w:rFonts w:ascii="Open Sans;Helvetica;Arial;sans-serif" w:hAnsi="Open Sans;Helvetica;Arial;sans-serif"/>
+          <w:b w:val="false"/>
+          <w:i w:val="false"/>
+          <w:caps w:val="false"/>
+          <w:smallCaps w:val="false"/>
+          <w:spacing w:val="0"/>
+        </w:rPr>
+      </w:pPr>
+      <w:r>
+        <w:rPr>
+          <w:rFonts w:ascii="Open Sans;Helvetica;Arial;sans-serif" w:hAnsi="Open Sans;Helvetica;Arial;sans-serif"/>
+          <w:b w:val="false"/>
+          <w:i w:val="false"/>
+          <w:caps w:val="false"/>
+          <w:smallCaps w:val="false"/>
+          <w:spacing w:val="0"/>
+        </w:rPr>
+        <w:t xml:space="preserve">- </w:t>
+      </w:r>
+      <w:r>
+        <w:rPr>
+          <w:rFonts w:ascii="Open Sans;Helvetica;Arial;sans-serif" w:hAnsi="Open Sans;Helvetica;Arial;sans-serif"/>
+          <w:b w:val="false"/>
+          <w:i w:val="false"/>
+          <w:caps w:val="false"/>
+          <w:smallCaps w:val="false"/>
+          <w:spacing w:val="0"/>
+        </w:rPr>
+        <w:t>Tekeydytään vaikka pankiksi ja viedään tiedot välistä</w:t>
+      </w:r>
+    </w:p>
+    <w:p>
+      <w:pPr>
+        <w:pStyle w:val="BodyText"/>
+        <w:widowControl/>
+        <w:pBdr/>
+        <w:bidi w:val="0"/>
+        <w:spacing w:lineRule="auto" w:line="360" w:before="150" w:after="140"/>
+        <w:ind w:hanging="0" w:start="0" w:end="0"/>
+        <w:jc w:val="start"/>
+        <w:rPr>
+          <w:rFonts w:ascii="Open Sans;Helvetica;Arial;sans-serif" w:hAnsi="Open Sans;Helvetica;Arial;sans-serif"/>
+          <w:b w:val="false"/>
+          <w:i w:val="false"/>
+          <w:caps w:val="false"/>
+          <w:smallCaps w:val="false"/>
+          <w:spacing w:val="0"/>
+        </w:rPr>
+      </w:pPr>
+      <w:r>
+        <w:rPr>
+          <w:rFonts w:ascii="Open Sans;Helvetica;Arial;sans-serif" w:hAnsi="Open Sans;Helvetica;Arial;sans-serif"/>
+          <w:b w:val="false"/>
+          <w:i w:val="false"/>
+          <w:caps w:val="false"/>
+          <w:smallCaps w:val="false"/>
+          <w:spacing w:val="0"/>
+        </w:rPr>
+      </w:r>
+    </w:p>
+    <w:p>
+      <w:pPr>
+        <w:pStyle w:val="BodyText"/>
+        <w:widowControl/>
         <w:numPr>
           <w:ilvl w:val="0"/>
           <w:numId w:val="1"/>
@@ -1194,6 +2333,76 @@
       <w:pPr>
         <w:pStyle w:val="BodyText"/>
         <w:widowControl/>
+        <w:pBdr/>
+        <w:bidi w:val="0"/>
+        <w:spacing w:lineRule="auto" w:line="360" w:before="150" w:after="140"/>
+        <w:ind w:hanging="0" w:start="0" w:end="0"/>
+        <w:jc w:val="start"/>
+        <w:rPr>
+          <w:rFonts w:ascii="Open Sans;Helvetica;Arial;sans-serif" w:hAnsi="Open Sans;Helvetica;Arial;sans-serif"/>
+          <w:b w:val="false"/>
+          <w:i w:val="false"/>
+          <w:caps w:val="false"/>
+          <w:smallCaps w:val="false"/>
+          <w:spacing w:val="0"/>
+        </w:rPr>
+      </w:pPr>
+      <w:r>
+        <w:rPr>
+          <w:rFonts w:ascii="Open Sans;Helvetica;Arial;sans-serif" w:hAnsi="Open Sans;Helvetica;Arial;sans-serif"/>
+          <w:b w:val="false"/>
+          <w:i w:val="false"/>
+          <w:caps w:val="false"/>
+          <w:smallCaps w:val="false"/>
+          <w:spacing w:val="0"/>
+        </w:rPr>
+        <w:t xml:space="preserve">- </w:t>
+      </w:r>
+      <w:r>
+        <w:rPr>
+          <w:rFonts w:ascii="Open Sans;Helvetica;Arial;sans-serif" w:hAnsi="Open Sans;Helvetica;Arial;sans-serif"/>
+          <w:b w:val="false"/>
+          <w:i w:val="false"/>
+          <w:caps w:val="false"/>
+          <w:smallCaps w:val="false"/>
+          <w:spacing w:val="0"/>
+        </w:rPr>
+        <w:t>Usein luodaan samanlainen sivusto mikä on olemassa ja pienellä typolla osoitteessa ”http://nordes.fi”</w:t>
+      </w:r>
+    </w:p>
+    <w:p>
+      <w:pPr>
+        <w:pStyle w:val="BodyText"/>
+        <w:widowControl/>
+        <w:pBdr/>
+        <w:bidi w:val="0"/>
+        <w:spacing w:lineRule="auto" w:line="360" w:before="150" w:after="140"/>
+        <w:ind w:hanging="0" w:start="0" w:end="0"/>
+        <w:jc w:val="start"/>
+        <w:rPr>
+          <w:rFonts w:ascii="Open Sans;Helvetica;Arial;sans-serif" w:hAnsi="Open Sans;Helvetica;Arial;sans-serif"/>
+          <w:b w:val="false"/>
+          <w:i w:val="false"/>
+          <w:caps w:val="false"/>
+          <w:smallCaps w:val="false"/>
+          <w:spacing w:val="0"/>
+        </w:rPr>
+      </w:pPr>
+      <w:r>
+        <w:rPr>
+          <w:rFonts w:ascii="Open Sans;Helvetica;Arial;sans-serif" w:hAnsi="Open Sans;Helvetica;Arial;sans-serif"/>
+          <w:b w:val="false"/>
+          <w:i w:val="false"/>
+          <w:caps w:val="false"/>
+          <w:smallCaps w:val="false"/>
+          <w:spacing w:val="0"/>
+        </w:rPr>
+      </w:r>
+    </w:p>
+    <w:p>
+      <w:pPr>
+        <w:pStyle w:val="BodyText"/>
+        <w:widowControl/>
         <w:numPr>
           <w:ilvl w:val="0"/>
           <w:numId w:val="1"/>
@@ -1232,6 +2441,35 @@
       <w:pPr>
         <w:pStyle w:val="BodyText"/>
         <w:widowControl/>
+        <w:pBdr/>
+        <w:bidi w:val="0"/>
+        <w:spacing w:lineRule="auto" w:line="360" w:before="150" w:after="140"/>
+        <w:ind w:hanging="0" w:start="0" w:end="0"/>
+        <w:jc w:val="start"/>
+        <w:rPr>
+          <w:rFonts w:ascii="Open Sans;Helvetica;Arial;sans-serif" w:hAnsi="Open Sans;Helvetica;Arial;sans-serif"/>
+          <w:b w:val="false"/>
+          <w:i w:val="false"/>
+          <w:caps w:val="false"/>
+          <w:smallCaps w:val="false"/>
+          <w:spacing w:val="0"/>
+        </w:rPr>
+      </w:pPr>
+      <w:r>
+        <w:rPr>
+          <w:rFonts w:ascii="Open Sans;Helvetica;Arial;sans-serif" w:hAnsi="Open Sans;Helvetica;Arial;sans-serif"/>
+          <w:b w:val="false"/>
+          <w:i w:val="false"/>
+          <w:caps w:val="false"/>
+          <w:smallCaps w:val="false"/>
+          <w:spacing w:val="0"/>
+        </w:rPr>
+      </w:r>
+    </w:p>
+    <w:p>
+      <w:pPr>
+        <w:pStyle w:val="BodyText"/>
+        <w:widowControl/>
         <w:numPr>
           <w:ilvl w:val="0"/>
           <w:numId w:val="1"/>
@@ -1270,6 +2508,76 @@
       <w:pPr>
         <w:pStyle w:val="BodyText"/>
         <w:widowControl/>
+        <w:pBdr/>
+        <w:bidi w:val="0"/>
+        <w:spacing w:lineRule="auto" w:line="360" w:before="150" w:after="140"/>
+        <w:ind w:hanging="0" w:start="0" w:end="0"/>
+        <w:jc w:val="start"/>
+        <w:rPr>
+          <w:rFonts w:ascii="Open Sans;Helvetica;Arial;sans-serif" w:hAnsi="Open Sans;Helvetica;Arial;sans-serif"/>
+          <w:b w:val="false"/>
+          <w:i w:val="false"/>
+          <w:caps w:val="false"/>
+          <w:smallCaps w:val="false"/>
+          <w:spacing w:val="0"/>
+        </w:rPr>
+      </w:pPr>
+      <w:r>
+        <w:rPr>
+          <w:rFonts w:ascii="Open Sans;Helvetica;Arial;sans-serif" w:hAnsi="Open Sans;Helvetica;Arial;sans-serif"/>
+          <w:b w:val="false"/>
+          <w:i w:val="false"/>
+          <w:caps w:val="false"/>
+          <w:smallCaps w:val="false"/>
+          <w:spacing w:val="0"/>
+        </w:rPr>
+        <w:t xml:space="preserve">- </w:t>
+      </w:r>
+      <w:r>
+        <w:rPr>
+          <w:rFonts w:ascii="Open Sans;Helvetica;Arial;sans-serif" w:hAnsi="Open Sans;Helvetica;Arial;sans-serif"/>
+          <w:b w:val="false"/>
+          <w:i w:val="false"/>
+          <w:caps w:val="false"/>
+          <w:smallCaps w:val="false"/>
+          <w:spacing w:val="0"/>
+        </w:rPr>
+        <w:t>Tapoja on nykyään monia</w:t>
+      </w:r>
+    </w:p>
+    <w:p>
+      <w:pPr>
+        <w:pStyle w:val="BodyText"/>
+        <w:widowControl/>
+        <w:pBdr/>
+        <w:bidi w:val="0"/>
+        <w:spacing w:lineRule="auto" w:line="360" w:before="150" w:after="140"/>
+        <w:ind w:hanging="0" w:start="0" w:end="0"/>
+        <w:jc w:val="start"/>
+        <w:rPr>
+          <w:rFonts w:ascii="Open Sans;Helvetica;Arial;sans-serif" w:hAnsi="Open Sans;Helvetica;Arial;sans-serif"/>
+          <w:b w:val="false"/>
+          <w:i w:val="false"/>
+          <w:caps w:val="false"/>
+          <w:smallCaps w:val="false"/>
+          <w:spacing w:val="0"/>
+        </w:rPr>
+      </w:pPr>
+      <w:r>
+        <w:rPr>
+          <w:rFonts w:ascii="Open Sans;Helvetica;Arial;sans-serif" w:hAnsi="Open Sans;Helvetica;Arial;sans-serif"/>
+          <w:b w:val="false"/>
+          <w:i w:val="false"/>
+          <w:caps w:val="false"/>
+          <w:smallCaps w:val="false"/>
+          <w:spacing w:val="0"/>
+        </w:rPr>
+      </w:r>
+    </w:p>
+    <w:p>
+      <w:pPr>
+        <w:pStyle w:val="BodyText"/>
+        <w:widowControl/>
         <w:numPr>
           <w:ilvl w:val="0"/>
           <w:numId w:val="1"/>
@@ -1302,6 +2610,66 @@
           <w:spacing w:val="0"/>
         </w:rPr>
         <w:t>Luottokortti on helpoin, mutta riskialtein tapa maksaa. Kaikkialle ei kuitenkaan voi maksaa verkkopankkimaksulla. Mitä maksutapoja sinulla on riskien minimoimiseksi?</w:t>
+      </w:r>
+    </w:p>
+    <w:p>
+      <w:pPr>
+        <w:pStyle w:val="BodyText"/>
+        <w:widowControl/>
+        <w:pBdr/>
+        <w:bidi w:val="0"/>
+        <w:spacing w:lineRule="auto" w:line="360" w:before="150" w:after="140"/>
+        <w:ind w:hanging="0" w:start="0" w:end="0"/>
+        <w:jc w:val="start"/>
+        <w:rPr>
+          <w:rFonts w:ascii="Open Sans;Helvetica;Arial;sans-serif" w:hAnsi="Open Sans;Helvetica;Arial;sans-serif"/>
+          <w:b w:val="false"/>
+          <w:i w:val="false"/>
+          <w:caps w:val="false"/>
+          <w:smallCaps w:val="false"/>
+          <w:spacing w:val="0"/>
+        </w:rPr>
+      </w:pPr>
+      <w:r>
+        <w:rPr>
+          <w:rFonts w:ascii="Open Sans;Helvetica;Arial;sans-serif" w:hAnsi="Open Sans;Helvetica;Arial;sans-serif"/>
+          <w:b w:val="false"/>
+          <w:i w:val="false"/>
+          <w:caps w:val="false"/>
+          <w:smallCaps w:val="false"/>
+          <w:spacing w:val="0"/>
+        </w:rPr>
+        <w:t>-Google pay</w:t>
+      </w:r>
+    </w:p>
+    <w:p>
+      <w:pPr>
+        <w:pStyle w:val="BodyText"/>
+        <w:widowControl/>
+        <w:pBdr/>
+        <w:bidi w:val="0"/>
+        <w:spacing w:lineRule="auto" w:line="360" w:before="150" w:after="140"/>
+        <w:ind w:hanging="0" w:start="0" w:end="0"/>
+        <w:jc w:val="start"/>
+        <w:rPr>
+          <w:rFonts w:ascii="Open Sans;Helvetica;Arial;sans-serif" w:hAnsi="Open Sans;Helvetica;Arial;sans-serif"/>
+          <w:b w:val="false"/>
+          <w:i w:val="false"/>
+          <w:caps w:val="false"/>
+          <w:smallCaps w:val="false"/>
+          <w:spacing w:val="0"/>
+        </w:rPr>
+      </w:pPr>
+      <w:r>
+        <w:rPr>
+          <w:rFonts w:ascii="Open Sans;Helvetica;Arial;sans-serif" w:hAnsi="Open Sans;Helvetica;Arial;sans-serif"/>
+          <w:b w:val="false"/>
+          <w:i w:val="false"/>
+          <w:caps w:val="false"/>
+          <w:smallCaps w:val="false"/>
+          <w:spacing w:val="0"/>
+        </w:rPr>
+        <w:t>-Apple pay</w:t>
       </w:r>
     </w:p>
     <w:p>
